--- a/hin/docx/039.content.docx
+++ b/hin/docx/039.content.docx
@@ -150,26 +150,6 @@
           <w:lang w:val="hi_IN" w:bidi="hi_IN"/>
         </w:rPr>
         <w:t>त</w:t>
-      </w:r>
-      <w:r>
-        <w:rPr>
-          <w:lang w:val="hi_IN" w:bidi="hi_IN"/>
-        </w:rPr>
-      </w:r>
-    </w:p>
-    <w:p>
-      <w:pPr/>
-      <w:r>
-        <w:rPr>
-          <w:lang w:val="hi_IN" w:bidi="hi_IN"/>
-        </w:rPr>
-      </w:r>
-      <w:r>
-        <w:rPr>
-          <w:i/>
-          <w:lang w:val="hi_IN" w:bidi="hi_IN"/>
-        </w:rPr>
-        <w:t>तंत्र, तंत्र-मंत्र, तंत्र-मंत्र, तकेल, तकोआ, तज, तत्तनै, तदमोर, तन्नाइम, तन्हूमेत, तप्पूह (व्यक्ति), तप्पूह (स्थान), तबलियाह, तबल्याह, तबीता, तबेरा, तब्बाओत, तब्बात, तब्रिम्मोन, तम्बुओं का पर्व, तम्बू, तम्बू का पर्व, तम्बू बनाने वाला, तम्मूज, तरला, तरसुस, तराई का फाटक, तराई के कारीगर, तराजू, बटखरे, तर्त्ताक, तर्त्तान, तर्पली, तपर्लियो, तर्शीश, तर्शीश (व्यक्ति), तर्शीश (स्थान), तलछट, तलवार, तलस्सार, तलस्सार, तलाईम, तलाईम (स्थान), तलाक, तलाक का प्रमाण पत्र, तलाक का प्रमाणपत्र, तलीता कूमी, तल्मै, तल्मोन, तहकमोनी, तहकमोनी, तहत (व्यक्ति), तहत (स्थान), तहतीम्होदशी, तहन, तहनियों, तहपनेस, तहपन्हेस, तहपन्हेस, तहपन्हेस, तहश, तहाश, तहिन्ना, तांत्रिका*, जादू टोना, तांबा, तांबे का कारीगर, ताड़ना देना और ताड़ना, तात्त्विक आत्माएँ, तत्व, तानतशीलो, तानाक, तानाक, ताने, तापत, ताबीज, ताबीज़, ताबुत, ताबेल, ताबोर (स्थान), ताबोर के बांज वृक्ष, ताबोर पर्वत, ताबोर, पर्वत, तामार (व्यक्ति), तामार (स्थान), तार वाला वाद्य यंत्र, तारा, तारिया, तारे, तालमुद, तालिका, तिकवा, तिग्लत्पिलेसेर, तिदाल, तिनका, तिप्सह, तिबिरियास, तिबिरियास की झील, तिबिरियास की झील, तिबिरियुस, तिब्नी, तिभत, तिभत (स्थान), तिमाई, तिमियुस, तिम्नथेरेस, तिम्नत्सेरह, तिम्ना (व्यक्ति), तिम्नाह, तिम्नाह (स्थान), तिम्नाहवासी, तिरतियुस, तिरतुल्लुस, तिरशाथा, तिराती, तिर्सा (व्यक्ति), तिर्सा (स्थान), तिर्हाका, तिर्हाना, तिशबी, तिश्री, तीतर, तीतुस मैनियस, तीतुस यूस्तुस, तीन युवकों का गीत, तीन युवकों का गीत, तीन-सराय, तीमुथियुस, तीमुथियुस (व्यक्ति), तीमुथियुस के नाम दूसरी पत्री, तीमोन, तीर, तीरया, तीरास, तीस, तुरन्नुस की पाठशाला, तुरही, तुरही, तुरही का पर्व, तूत, तूबल, तूबल-कैन, तेंदुआ, तेज पत्ता, तेज विषवाले साँप, तेन्दुआ, तेबह (व्यक्ति), तेबेत, तेबेस, तेमनी, तेमह, तेमह, तेमह, तेमा (व्यक्ति), तेमा (स्थान), तेमान (व्यक्ति), तेमान (स्थान), तेरह, तेरह (व्यक्ति), तेरह (स्थान), तेरेश, तेल, तेलह, तेलहर्शा, तेलाबीब, तेलेम (व्यक्ति), तेल्मेलाह, तोई, तोऊ, तोकेन, तोखत, तोगर्मा, तोगर्मा के घराने, तोड़ा, तोपेत, तोपेल, तोब, तोबदोनिय्याह, तोबियास, तोबियाह, तोबियाह, तोराह, तोला, तोलाद, तोलियों, तोलोन, तोह, तोहू</w:t>
       </w:r>
       <w:r>
         <w:rPr>

--- a/hin/docx/039.content.docx
+++ b/hin/docx/039.content.docx
@@ -19,7 +19,7 @@
         <w:rPr>
           <w:lang w:val="hi_IN" w:bidi="hi_IN"/>
         </w:rPr>
-        <w:t>Resource: बाइबल कोश (टिंडेल)</w:t>
+        <w:t>Resource: Tyndale Open Bible Dictionary</w:t>
       </w:r>
       <w:r>
         <w:rPr>
@@ -112,7 +112,7 @@
         <w:rPr>
           <w:lang w:val="hi_IN" w:bidi="hi_IN"/>
         </w:rPr>
-        <w:t>बाइबल कोश (टिंडेल)</w:t>
+        <w:t>Tyndale Open Bible Dictionary</w:t>
       </w:r>
     </w:p>
     <w:p>

--- a/hin/docx/039.content.docx
+++ b/hin/docx/039.content.docx
@@ -19,7 +19,7 @@
         <w:rPr>
           <w:lang w:val="hi_IN" w:bidi="hi_IN"/>
         </w:rPr>
-        <w:t>Resource: Tyndale Open Bible Dictionary</w:t>
+        <w:t>Resource: Aquifer Open Bible Dictionary</w:t>
       </w:r>
       <w:r>
         <w:rPr>
@@ -112,7 +112,7 @@
         <w:rPr>
           <w:lang w:val="hi_IN" w:bidi="hi_IN"/>
         </w:rPr>
-        <w:t>Tyndale Open Bible Dictionary</w:t>
+        <w:t>Aquifer Open Bible Dictionary</w:t>
       </w:r>
     </w:p>
     <w:p>
